--- a/data/human_paras/human_para_168.docx
+++ b/data/human_paras/human_para_168.docx
@@ -4,7 +4,7 @@
   <w:body>
     <w:p>
       <w:r>
-        <w:t>Statistics centers on collecting and analyzing data numerically and logically whereas data analytics helps to form a hypothesis. In simple words, data analytics are the raw information through which statistic is created and statistics are the outcome of data analytics (2020). Statistics analyze a large amount of data whereas analytics extract relevant patterns in data.</w:t>
+        <w:t>The company that I am familiar with is KFC which uses big data analytics. The assets of KFC are their customers due to which it uses analytics to increase customers retention. Moreover, they can observe the patterns and trends of customers with the help of data analytics.</w:t>
       </w:r>
     </w:p>
     <w:sectPr>
